--- a/tai-lieu-noi-bo/moscow/red-square.docx
+++ b/tai-lieu-noi-bo/moscow/red-square.docx
@@ -19,7 +19,7 @@
           <w:color w:val="152C4E"/>
           <w:sz w:val="44"/>
         </w:rPr>
-        <w:t>Quảng trường Đỏ</w:t>
+        <w:t>Quảng trường Đỏ (Krasnaya Ploshchad)</w:t>
       </w:r>
     </w:p>
     <w:p>
@@ -88,6 +88,22 @@
       </w:pPr>
       <w:r>
         <w:t>Cái tên ‘Đỏ’ thực ra nghĩa gốc là ‘Đẹp’ — một chi tiết bất ngờ luôn cuốn hút mọi du khách.</w:t>
+      </w:r>
+    </w:p>
+    <w:p>
+      <w:pPr>
+        <w:pStyle w:val="ListBullet"/>
+      </w:pPr>
+      <w:r>
+        <w:t>Đủ một quần thể để kể: Nhà thờ Thánh Basil, Lăng Lenin, thương xá GUM, Bảo tàng Lịch sử, nhà thờ Kazan, tháp Spasskaya và đài Minin–Pozharsky.</w:t>
+      </w:r>
+    </w:p>
+    <w:p>
+      <w:pPr>
+        <w:pStyle w:val="ListBullet"/>
+      </w:pPr>
+      <w:r>
+        <w:t>Nhiều con số dễ nhớ: quảng trường dài ~330 m, rộng ~70 m; đồng hồ tháp Spasskaya mỗi mặt đường kính 6,12 m; đài Minin–Pozharsky nặng ~20 tấn.</w:t>
       </w:r>
     </w:p>
     <w:p>
@@ -560,6 +576,302 @@
         <w:rPr>
           <w:color w:val="152C4E"/>
         </w:rPr>
+        <w:t>Nhà thờ Thánh Basil (Храм Василия Блаженного)</w:t>
+      </w:r>
+    </w:p>
+    <w:p>
+      <w:pPr>
+        <w:jc w:val="both"/>
+      </w:pPr>
+      <w:r>
+        <w:t>Công trình biểu tượng nhất quảng trường được xây trong các năm 1555–1561 theo lệnh Sa hoàng Ivan Hung đế (Ivan IV), để mừng chiến thắng chiếm hãn quốc Kazan năm 1552; nhà thờ được thánh hiến ngày 12 tháng 7 năm 1561. Tương truyền do hai kiến trúc sư Barma và Postnik Yakovlev thiết kế (giới sử học vẫn tranh luận đây là hai người hay chỉ là một người với hai tên gọi).</w:t>
+      </w:r>
+    </w:p>
+    <w:p>
+      <w:pPr>
+        <w:jc w:val="both"/>
+      </w:pPr>
+      <w:r>
+        <w:t>Điều bất ngờ để kể cho khách: giai thoại «Ivan Hung đế chọc mù mắt kiến trúc sư để ông không thể dựng công trình nào đẹp hơn» gần như chắc chắn chỉ là truyền thuyết — bởi vị kiến trúc sư này về sau vẫn tiếp tục tham gia nhiều công trình khác. Một chi tiết hay khác: cái tên «Thánh Basil» đến từ Vasily Người được Ban phúc (Василий Блаженный), một «kẻ khờ thánh thiện» qua đời trong lúc nhà thờ đang xây; một nhà nguyện thứ mười được dựng năm 1588 ngay trên mộ ông, và dân gian quen gọi cả nhà thờ theo tên ông.</w:t>
+      </w:r>
+    </w:p>
+    <w:p>
+      <w:pPr>
+        <w:jc w:val="both"/>
+      </w:pPr>
+      <w:r>
+        <w:t>Về kiến trúc: nhà thờ thực chất là quần thể chín nhà nguyện gộp lại quanh nhà nguyện trung tâm Cầu bầu của Đức Mẹ (cao khoảng 47,5 m), tạo dáng như một ngọn lửa trại bùng lên trời. Chín mái vòm củ hành mỗi cái một kiểu, một màu — nhưng màu sắc rực rỡ ta thấy hôm nay được thêm dần từ khoảng thập niên 1680 đến tận năm 1848; tháp chuông hiện nay dựng năm 1680–1683.</w:t>
+      </w:r>
+    </w:p>
+    <w:p>
+      <w:pPr>
+        <w:jc w:val="both"/>
+      </w:pPr>
+      <w:r>
+        <w:t>Những câu chuyện lịch sử đắt giá: năm 1812 quân Napoleon được cho là đã nhận lệnh phá hủy nhà thờ nhưng bất thành; thời Stalin thập niên 1930, nhà thờ suýt bị dỡ để lấy chỗ diễu binh, và nhà bảo tồn Pyotr Baranovsky đã phản đối quyết liệt (có giai thoại ông bị bắt vì điều đó). Cuối cùng công trình được giữ lại, năm 1990 được UNESCO công nhận Di sản Thế giới cùng Kremlin; nay là một chi nhánh của Bảo tàng Lịch sử Quốc gia, có phục hồi lễ nghi tôn giáo từ 1991.</w:t>
+      </w:r>
+    </w:p>
+    <w:p>
+      <w:pPr>
+        <w:pStyle w:val="Heading1"/>
+      </w:pPr>
+      <w:r>
+        <w:rPr>
+          <w:color w:val="152C4E"/>
+        </w:rPr>
+        <w:t>Lăng Lenin và Nghĩa trang Tường Kremlin (Мавзолей Ленина)</w:t>
+      </w:r>
+    </w:p>
+    <w:p>
+      <w:pPr>
+        <w:jc w:val="both"/>
+      </w:pPr>
+      <w:r>
+        <w:t>Sát chân tường Kremlin là Lăng Lenin — nơi lưu giữ thi hài lãnh tụ Vladimir Lenin, người qua đời ngày 21 tháng 1 năm 1924. Công trình đầu tiên bằng gỗ do kiến trúc sư Alexey Shchusev dựng vội để phục vụ dòng người viếng; đến các năm 1929–1930 mới thay bằng công trình đá bề thế hiện nay, cũng do Shchusev thiết kế, ốp đá granite đỏ và labradorite đen bóng — một khối lăng trầm mặc mà uy nghi.</w:t>
+      </w:r>
+    </w:p>
+    <w:p>
+      <w:pPr>
+        <w:jc w:val="both"/>
+      </w:pPr>
+      <w:r>
+        <w:t>Một chương lịch sử đáng kể: từ năm 1953 thi hài Stalin từng được đặt cạnh Lenin trong lăng, nhưng đến năm 1961, trong làn sóng bài trừ tệ sùng bái cá nhân, thi hài Stalin được đưa ra chôn ngay sát tường Kremlin phía sau.</w:t>
+      </w:r>
+    </w:p>
+    <w:p>
+      <w:pPr>
+        <w:jc w:val="both"/>
+      </w:pPr>
+      <w:r>
+        <w:t>Ngay sau lăng là Nghĩa trang Tường Kremlin (Некрополь у Кремлёвской стены) — nơi an nghỉ của nhiều nhân vật Xô-viết: tro cốt đặt trong các hốc tường và những ngôi mộ dưới chân tường, trong đó có nhà du hành vũ trụ Yuri Gagarin và văn hào Maxim Gorky; lần an táng cuối cùng là Konstantin Chernenko năm 1985.</w:t>
+      </w:r>
+    </w:p>
+    <w:p>
+      <w:pPr>
+        <w:jc w:val="both"/>
+      </w:pPr>
+      <w:r>
+        <w:t>Lưu ý thực tế cho hướng dẫn viên: khi vào lăng phải giữ im lặng tuyệt đối, không chụp ảnh, không đội mũ, gửi túi và máy ảnh ở nơi quy định; lăng chỉ mở một số buổi trong tuần và thường có hàng dài, nên cần dặn khách trước và canh giờ.</w:t>
+      </w:r>
+    </w:p>
+    <w:p>
+      <w:pPr>
+        <w:pStyle w:val="Heading1"/>
+      </w:pPr>
+      <w:r>
+        <w:rPr>
+          <w:color w:val="152C4E"/>
+        </w:rPr>
+        <w:t>Thương xá GUM (ГУМ)</w:t>
+      </w:r>
+    </w:p>
+    <w:p>
+      <w:pPr>
+        <w:jc w:val="both"/>
+      </w:pPr>
+      <w:r>
+        <w:t>Chạy dọc suốt cạnh đông quảng trường là GUM — viết tắt của «Cửa hàng Bách hóa Chính» (Главный универсальный магазин). Tòa nhà xây trong các năm 1890–1893 do kiến trúc sư Alexander Pomerantsev thiết kế, với phần mái vòm kính–thép trứ danh do kỹ sư lừng danh Vladimir Shukhov đảm nhận. Mặt tiền theo phong cách phục hưng kiểu Nga dài tới 242 mét, dùng đá granite Phần Lan và cẩm thạch Tarusa.</w:t>
+      </w:r>
+    </w:p>
+    <w:p>
+      <w:pPr>
+        <w:jc w:val="both"/>
+      </w:pPr>
+      <w:r>
+        <w:t>Điểm khiến khách trầm trồ chính là ba dãy hành lang mua sắm trong nhà, nối nhau bằng những cây cầu, tất cả nằm dưới mái kính cong khổng lồ đón ánh sáng tự nhiên — vào ban ngày cả thương xá sáng lung linh như một con phố có mái che. Thời Liên Xô đây là «Cửa hàng Bách hóa Nhà nước»; ngày nay quy tụ hơn 100 thương hiệu cùng nhiều quán cà phê, nhà hàng.</w:t>
+      </w:r>
+    </w:p>
+    <w:p>
+      <w:pPr>
+        <w:jc w:val="both"/>
+      </w:pPr>
+      <w:r>
+        <w:t>Hai trải nghiệm nhỏ mà khách rất thích, nên gợi ý: nếm cây kem GUM huyền thoại (công thức từ thời Xô-viết, bán ở quầy kem trong thương xá) và chụp ảnh bên đài phun nước tròn ở khu trung tâm dưới mái vòm. Về đêm, toàn bộ mặt tiền GUM giăng đèn vàng rực, soi bóng xuống quảng trường — khung hình đẹp nhất để chụp cho khách.</w:t>
+      </w:r>
+    </w:p>
+    <w:p>
+      <w:pPr>
+        <w:pStyle w:val="Heading1"/>
+      </w:pPr>
+      <w:r>
+        <w:rPr>
+          <w:color w:val="152C4E"/>
+        </w:rPr>
+        <w:t>Bảo tàng Lịch sử Quốc gia (Государственный исторический музей)</w:t>
+      </w:r>
+    </w:p>
+    <w:p>
+      <w:pPr>
+        <w:jc w:val="both"/>
+      </w:pPr>
+      <w:r>
+        <w:t>Đứng chắn ở đầu bắc quảng trường là tòa nhà gạch đỏ nhiều tháp nhọn trông như một tòa lâu đài cổ tích — đó là Bảo tàng Lịch sử Quốc gia, xây trong thập niên 1870–1880 theo phong cách phục hưng kiểu Nga. Sắc đỏ của gạch hòa cùng tường Kremlin và Nhà thờ Thánh Basil tạo nên bảng màu đặc trưng của Quảng trường Đỏ.</w:t>
+      </w:r>
+    </w:p>
+    <w:p>
+      <w:pPr>
+        <w:jc w:val="both"/>
+      </w:pPr>
+      <w:r>
+        <w:t>Bên trong là bộ sưu tập lịch sử lớn nhất nước Nga, trải từ thời tiền sử, cổ vật Scythia, kho báu vàng, đến các hiện vật của các triều đại Nga — một điểm đến riêng đáng dành nửa buổi nếu đoàn quan tâm lịch sử. Nhà thờ Thánh Basil ở đầu nam quảng trường hiện cũng là một chi nhánh của bảo tàng này.</w:t>
+      </w:r>
+    </w:p>
+    <w:p>
+      <w:pPr>
+        <w:jc w:val="both"/>
+      </w:pPr>
+      <w:r>
+        <w:t>Gợi ý cách kể: đứng giữa quảng trường, hãy chỉ cho khách thấy sự đối xứng thú vị — hai «tòa lâu đài đỏ» ở hai đầu (Bảo tàng Lịch sử ở bắc, Nhà thờ Thánh Basil ở nam), một bên là tri thức–lịch sử, một bên là đức tin, ôm trọn lấy quảng trường ở giữa.</w:t>
+      </w:r>
+    </w:p>
+    <w:p>
+      <w:pPr>
+        <w:pStyle w:val="Heading1"/>
+      </w:pPr>
+      <w:r>
+        <w:rPr>
+          <w:color w:val="152C4E"/>
+        </w:rPr>
+        <w:t>Nhà thờ Kazan (Казанский собор)</w:t>
+      </w:r>
+    </w:p>
+    <w:p>
+      <w:pPr>
+        <w:jc w:val="both"/>
+      </w:pPr>
+      <w:r>
+        <w:t>Ở góc bắc quảng trường, cạnh Cổng Phục Sinh, là nhà thờ Kazan nhỏ nhắn màu đỏ–trắng. Nguyên bản được dựng hồi thập niên 1620–1636 để tạ ơn Đức Mẹ Kazan đã phù hộ đánh đuổi quân xâm lược, nhưng đã bị phá bỏ năm 1936 dưới thời Stalin.</w:t>
+      </w:r>
+    </w:p>
+    <w:p>
+      <w:pPr>
+        <w:jc w:val="both"/>
+      </w:pPr>
+      <w:r>
+        <w:t>Điều khiến nhà thờ này đặc biệt đáng kể: nó được phục dựng gần như nguyên trạng trong các năm 1990–1993, trở thành một trong những công trình tôn giáo đầu tiên được xây lại sau thời Xô-viết — một biểu tượng cho sự hồi sinh của đời sống tín ngưỡng ở nước Nga hậu Xô-viết.</w:t>
+      </w:r>
+    </w:p>
+    <w:p>
+      <w:pPr>
+        <w:jc w:val="both"/>
+      </w:pPr>
+      <w:r>
+        <w:t>Gợi ý cách kể: dùng nhà thờ Kazan và Cổng Phục Sinh (cũng được phá năm 1931 rồi dựng lại giữa thập niên 1990) để minh họa cho khách thấy quảng trường không phải bất biến — nhiều công trình từng bị xóa sổ rồi được người Nga kỳ công dựng lại đúng như xưa.</w:t>
+      </w:r>
+    </w:p>
+    <w:p>
+      <w:pPr>
+        <w:pStyle w:val="Heading1"/>
+      </w:pPr>
+      <w:r>
+        <w:rPr>
+          <w:color w:val="152C4E"/>
+        </w:rPr>
+        <w:t>Tường thành &amp; tháp Spasskaya (Спасская башня) — đồng hồ Kremlin</w:t>
+      </w:r>
+    </w:p>
+    <w:p>
+      <w:pPr>
+        <w:jc w:val="both"/>
+      </w:pPr>
+      <w:r>
+        <w:t>Chạy dọc cạnh tây quảng trường là bức tường gạch đỏ của Kremlin cùng những ngọn tháp. Nổi bật nhất là tháp Spasskaya («Tháp Đấng Cứu Thế») — cổng chính trang trọng của Kremlin, do kiến trúc sư người Ý Pietro Antonio Solari dựng năm 1491.</w:t>
+      </w:r>
+    </w:p>
+    <w:p>
+      <w:pPr>
+        <w:jc w:val="both"/>
+      </w:pPr>
+      <w:r>
+        <w:t>Trên tháp là chiếc đồng hồ lớn trứ danh (người Nga gọi là «kuranty»): bộ đồng hồ hiện nay có gốc từ những năm 1624–1625, mỗi mặt đồng hồ đường kính tới 6,12 mét, điểm chuông từng khắc. Chính tiếng chuông đồng hồ Spasskaya được truyền hình trực tiếp khắp nước Nga vào thời khắc Giao thừa — một chi tiết khách rất thích.</w:t>
+      </w:r>
+    </w:p>
+    <w:p>
+      <w:pPr>
+        <w:jc w:val="both"/>
+      </w:pPr>
+      <w:r>
+        <w:t>Trên đỉnh tháp là ngôi sao đỏ bằng thủy tinh ruby lắp năm 1937, rộng khoảng 3 mét, thay cho đại bàng hai đầu của thời Sa hoàng. Gợi ý cách kể: nếu đứng đợi được đến đúng đầu giờ, hãy cho khách nghe tiếng chuông ngân — và nhắc rằng đây chính là «tiếng chuông Giao thừa» của cả nước Nga.</w:t>
+      </w:r>
+    </w:p>
+    <w:p>
+      <w:pPr>
+        <w:pStyle w:val="Heading1"/>
+      </w:pPr>
+      <w:r>
+        <w:rPr>
+          <w:color w:val="152C4E"/>
+        </w:rPr>
+        <w:t>Đài Minin–Pozharsky, Lobnoye Mesto &amp; Cổng Phục Sinh</w:t>
+      </w:r>
+    </w:p>
+    <w:p>
+      <w:pPr>
+        <w:jc w:val="both"/>
+      </w:pPr>
+      <w:r>
+        <w:t>Trước Nhà thờ Thánh Basil là đài đồng tưởng niệm Minin và Pozharsky (Памятник Минину и Пожарскому) — tượng đài điêu khắc hoành tráng đầu tiên của Moskva, do nhà điêu khắc Ivan Martos thực hiện, khánh thành năm 1818, nặng khoảng 20 tấn. Tượng tôn vinh người bán thịt Kuzma Minin và công tước Dmitry Pozharsky, những người đã lãnh đạo dân quân giải phóng Moskva khỏi quân Ba Lan năm 1612. Ban đầu tượng đặt giữa quảng trường, đến năm 1930 mới dời về sát Nhà thờ Thánh Basil để lấy chỗ diễu binh.</w:t>
+      </w:r>
+    </w:p>
+    <w:p>
+      <w:pPr>
+        <w:jc w:val="both"/>
+      </w:pPr>
+      <w:r>
+        <w:t>Ngay cạnh đó là Lobnoye Mesto (Лобное место) — bệ đá tròn màu trắng, được ghi nhận từ năm 1549, nơi xưa kia sa hoàng ban chiếu chỉ và cũng là nơi hành quyết (thủ lĩnh nổi dậy Stenka Razin bị xử ở đây năm 1671); bệ hiện nay được dựng lại năm 1786. Nên đính chính một hiểu lầm phổ biến: đây chủ yếu là bục tuyên chiếu, không phải «đoạn đầu đài» như tên gọi dễ gợi ra.</w:t>
+      </w:r>
+    </w:p>
+    <w:p>
+      <w:pPr>
+        <w:jc w:val="both"/>
+      </w:pPr>
+      <w:r>
+        <w:t>Ở đầu bắc, Cổng Phục Sinh (Воскресенские ворота) với Nhà nguyện Iberia là lối vào truyền thống của quảng trường; cổng gốc bị phá năm 1931 và được dựng lại giữa thập niên 1990. Ngay dưới chân cổng có tấm bia «Cây số 0» của nước Nga — khách hay xếp hàng tung đồng xu qua vai để cầu may, một điểm dừng vui để kết thúc phần tham quan.</w:t>
+      </w:r>
+    </w:p>
+    <w:p>
+      <w:pPr>
+        <w:pStyle w:val="Heading1"/>
+      </w:pPr>
+      <w:r>
+        <w:rPr>
+          <w:color w:val="152C4E"/>
+        </w:rPr>
+        <w:t>Gợi ý lộ trình tham quan &amp; cách kể cho khách Việt</w:t>
+      </w:r>
+    </w:p>
+    <w:p>
+      <w:pPr>
+        <w:jc w:val="both"/>
+      </w:pPr>
+      <w:r>
+        <w:t>Lộ trình gợi ý khoảng 60–90 phút cho riêng quảng trường: vào từ Cổng Phục Sinh (chụp «Cây số 0») → nhìn tổng thể với Bảo tàng Lịch sử bên trái, GUM bên phải → đi dọc tới Lăng Lenin và tường Kremlin (nếu đúng giờ mở có thể xếp hàng vào viếng) → tới đài Minin–Pozharsky và Lobnoye Mesto → và dành phần cao trào cho Nhà thờ Thánh Basil ở cuối. Nếu còn thời gian thì vào GUM nếm kem và tránh nóng/lạnh.</w:t>
+      </w:r>
+    </w:p>
+    <w:p>
+      <w:pPr>
+        <w:jc w:val="both"/>
+      </w:pPr>
+      <w:r>
+        <w:t>Câu chuyện «mở màn» luôn hiệu quả: hỏi khách vì sao gọi là «Quảng trường Đỏ» — rồi tiết lộ rằng chữ «krasnaya» trong tiếng Nga cổ vốn nghĩa là «đẹp», chẳng liên quan gì tới màu đỏ hay chủ nghĩa cộng sản; quảng trường xưa từng có tên «Pozhar» (nghĩa là «chỗ cháy»). Kèm vài con số dễ nhớ: dài khoảng 330 m, rộng 70 m, được UNESCO công nhận cùng Kremlin năm 1990.</w:t>
+      </w:r>
+    </w:p>
+    <w:p>
+      <w:pPr>
+        <w:jc w:val="both"/>
+      </w:pPr>
+      <w:r>
+        <w:t>Lưu ý tác nghiệp: quảng trường thường bị đóng một phần hoặc toàn bộ khi có sự kiện, tổng duyệt và nhất là dịp diễu binh Ngày Chiến thắng 9 tháng 5, nên hãy kiểm tra lịch trước khi dẫn đoàn. Mặt quảng trường lát đá cuội gồ ghề — nhắc khách (đặc biệt người lớn tuổi, phụ nữ đi giày cao gót) đi lại cẩn thận. Buổi tối là thời điểm đẹp nhất để chụp ảnh khi cả quần thể lên đèn.</w:t>
+      </w:r>
+    </w:p>
+    <w:p>
+      <w:pPr>
+        <w:pStyle w:val="Heading1"/>
+      </w:pPr>
+      <w:r>
+        <w:rPr>
+          <w:color w:val="152C4E"/>
+        </w:rPr>
         <w:t>Hình ảnh (link chèn cho bản HTML)</w:t>
       </w:r>
     </w:p>
@@ -785,6 +1097,66 @@
       </w:r>
     </w:p>
     <w:p>
+      <w:r>
+        <w:rPr>
+          <w:sz w:val="22"/>
+        </w:rPr>
+        <w:t xml:space="preserve">• Wikipedia (EN) — Red Square — </w:t>
+      </w:r>
+      <w:r>
+        <w:rPr>
+          <w:color w:val="204A86"/>
+          <w:sz w:val="20"/>
+        </w:rPr>
+        <w:t>https://en.wikipedia.org/wiki/Red_Square</w:t>
+      </w:r>
+    </w:p>
+    <w:p>
+      <w:r>
+        <w:rPr>
+          <w:sz w:val="22"/>
+        </w:rPr>
+        <w:t xml:space="preserve">• Wikipedia (EN) — Saint Basil's Cathedral — </w:t>
+      </w:r>
+      <w:r>
+        <w:rPr>
+          <w:color w:val="204A86"/>
+          <w:sz w:val="20"/>
+        </w:rPr>
+        <w:t>https://en.wikipedia.org/wiki/Saint_Basil%27s_Cathedral</w:t>
+      </w:r>
+    </w:p>
+    <w:p>
+      <w:r>
+        <w:rPr>
+          <w:sz w:val="22"/>
+        </w:rPr>
+        <w:t xml:space="preserve">• Wikipedia (EN) — Lenin's Mausoleum — </w:t>
+      </w:r>
+      <w:r>
+        <w:rPr>
+          <w:color w:val="204A86"/>
+          <w:sz w:val="20"/>
+        </w:rPr>
+        <w:t>https://en.wikipedia.org/wiki/Lenin%27s_Mausoleum</w:t>
+      </w:r>
+    </w:p>
+    <w:p>
+      <w:r>
+        <w:rPr>
+          <w:sz w:val="22"/>
+        </w:rPr>
+        <w:t xml:space="preserve">• Wikipedia (EN) — GUM (department store) — </w:t>
+      </w:r>
+      <w:r>
+        <w:rPr>
+          <w:color w:val="204A86"/>
+          <w:sz w:val="20"/>
+        </w:rPr>
+        <w:t>https://en.wikipedia.org/wiki/GUM_(department_store)</w:t>
+      </w:r>
+    </w:p>
+    <w:p>
       <w:pPr>
         <w:pStyle w:val="Heading2"/>
       </w:pPr>
@@ -879,11 +1251,47 @@
     <w:p>
       <w:r>
         <w:rPr>
+          <w:color w:val="5C6773"/>
+          <w:sz w:val="20"/>
+        </w:rPr>
+        <w:t>Wikipedia (EN) «Red Square» — kích thước ~330 × 70 m; «krasnaya» nghĩa gốc là «đẹp», tên cũ «Pozhar»; UNESCO 1990; đài Minin–Pozharsky (Ivan Martos, 1818, ~20 tấn, dời 1930); Lobnoye Mesto (ghi nhận 1549, dựng lại 1786); Cổng Phục Sinh &amp; nhà nguyện Iberia (phá 1931, dựng lại giữa 1990s); nhà thờ Kazan (phá 1936, dựng lại 1990–1993); tháp Spasskaya (Solari 1491, đồng hồ 1624–25, mặt 6,12 m, sao ruby 1937); diễu binh 9/5.</w:t>
+      </w:r>
+    </w:p>
+    <w:p>
+      <w:r>
+        <w:rPr>
+          <w:color w:val="5C6773"/>
+          <w:sz w:val="20"/>
+        </w:rPr>
+        <w:t>Wikipedia (EN) «Saint Basil's Cathedral» — xây 1555–1561, thánh hiến 12/7/1561, do Ivan IV mừng chiến thắng Kazan; kiến trúc sư Barma/Postnik Yakovlev; giai thoại chọc mù mắt là truyền thuyết; 9 nhà nguyện + nhà nguyện thứ 10 (1588) trên mộ Vasily Người được Ban phúc; nhà nguyện trung tâm cao 47,5 m; tháp chuông 1680–83; UNESCO 1990.</w:t>
+      </w:r>
+    </w:p>
+    <w:p>
+      <w:r>
+        <w:rPr>
+          <w:color w:val="5C6773"/>
+          <w:sz w:val="20"/>
+        </w:rPr>
+        <w:t>Wikipedia (EN) «Lenin's Mausoleum» — Lenin mất 21/1/1924; lăng gỗ của Shchusev, công trình đá 1929–1930 (granite đỏ, labradorite đen); Stalin đặt trong lăng 1953–1961; Nghĩa trang Tường Kremlin (Gagarin, Gorky; an táng cuối cùng Chernenko 1985).</w:t>
+      </w:r>
+    </w:p>
+    <w:p>
+      <w:r>
+        <w:rPr>
+          <w:color w:val="5C6773"/>
+          <w:sz w:val="20"/>
+        </w:rPr>
+        <w:t>Wikipedia (EN) «GUM (department store)» — xây 1890–1893, KTS Alexander Pomerantsev, kỹ sư Vladimir Shukhov (mái kính–thép); mặt tiền 242 m; đá granite Phần Lan, cẩm thạch Tarusa; nay hơn 100 thương hiệu. (Chi tiết kem GUM và đài phun nước là đặc điểm du lịch phổ biến, nên xác nhận tại chỗ.)</w:t>
+      </w:r>
+    </w:p>
+    <w:p>
+      <w:r>
+        <w:rPr>
           <w:i/>
           <w:color w:val="5C6773"/>
           <w:sz w:val="18"/>
         </w:rPr>
-        <w:t>Tài liệu nội bộ — không dùng cho mục đích public. Biên soạn nguyên gốc, có dẫn nguồn. Cập nhật 2026-07-25.</w:t>
+        <w:t>Tài liệu nội bộ — không dùng cho mục đích public. Biên soạn nguyên gốc, có dẫn nguồn. Cập nhật 2026-09-28.</w:t>
       </w:r>
     </w:p>
     <w:sectPr>

--- a/tai-lieu-noi-bo/moscow/red-square.docx
+++ b/tai-lieu-noi-bo/moscow/red-square.docx
@@ -108,6 +108,30 @@
     </w:p>
     <w:p>
       <w:pPr>
+        <w:pStyle w:val="ListBullet"/>
+      </w:pPr>
+      <w:r>
+        <w:t>Cột mốc Số 0 (Нулевой километр) trước Cổng Phục Sinh — nơi khách tung xu ước nguyện, điểm khởi đầu mọi con đường nước Nga.</w:t>
+      </w:r>
+    </w:p>
+    <w:p>
+      <w:pPr>
+        <w:pStyle w:val="ListBullet"/>
+      </w:pPr>
+      <w:r>
+        <w:t>Phòng thí nghiệm ướp xác của Lăng Lenin về sau từng hỗ trợ gìn giữ thi hài Chủ tịch Hồ Chí Minh (1969) — câu chuyện gần gũi với khách Việt.</w:t>
+      </w:r>
+    </w:p>
+    <w:p>
+      <w:pPr>
+        <w:pStyle w:val="ListBullet"/>
+      </w:pPr>
+      <w:r>
+        <w:t>Kem plombir GUM và đài phun nước bát giác ở trung tâm thương xá — trải nghiệm «phải thử» ngay trên quảng trường.</w:t>
+      </w:r>
+    </w:p>
+    <w:p>
+      <w:pPr>
         <w:pStyle w:val="Heading1"/>
       </w:pPr>
       <w:r>
@@ -613,6 +637,38 @@
     </w:p>
     <w:p>
       <w:pPr>
+        <w:jc w:val="both"/>
+      </w:pPr>
+      <w:r>
+        <w:t>Nhìn từ ngoài tưởng là một khối liền, nhưng Nhà thờ Thánh Basil thực chất là chín nhà thờ nhỏ độc lập đứng chung trên một nền móng, vây quanh nhà thờ trung tâm mang tên Cầu bầu Đức Mẹ (Покровский собор). Nhà thờ trung tâm vươn cao tới 46 m bên trong nhưng mặt sàn chỉ vỏn vẹn khoảng 64 m² — một tháp rỗng vút lên trời, đúng như lời mô tả nổi tiếng: công trình tựa «ngọn lửa trại bốc lên bầu trời».</w:t>
+      </w:r>
+    </w:p>
+    <w:p>
+      <w:pPr>
+        <w:jc w:val="both"/>
+      </w:pPr>
+      <w:r>
+        <w:t>Cả cụm được thánh hiến ngày 12/7/1561 theo lệnh Sa hoàng Ivan Hung đế (Иван Грозный) để mừng chiến thắng chiếm hãn quốc Kazan. Ngôi nhà thờ nhỏ thứ mười — dành cho Thánh Vasily (Basil) Phúc đức — được thêm vào năm 1588 ngay trên phần mộ của vị thánh khùng thánh thiện; chính tên ông về sau lấn át cả tên chính thức của quần thể.</w:t>
+      </w:r>
+    </w:p>
+    <w:p>
+      <w:pPr>
+        <w:jc w:val="both"/>
+      </w:pPr>
+      <w:r>
+        <w:t>Điều nhiều người bất ngờ: những mái vòm củ hành sặc sỡ vốn KHÔNG có màu từ đầu. Ban đầu mái lợp thiếc mạ vàng đồng nhất; sắc màu rực rỡ chỉ được thêm dần từ thập niên 1680 đến tận năm 1848. Các hành lang vòng nối chín nhà thờ thành một khối thống nhất là kết quả cải tạo năm 1683 — nên đi bên trong, khách sẽ như lạc vào mê cung hành lang hẹp và cầu thang xoáy.</w:t>
+      </w:r>
+    </w:p>
+    <w:p>
+      <w:pPr>
+        <w:jc w:val="both"/>
+      </w:pPr>
+      <w:r>
+        <w:t>Truyền thuyết quen thuộc kể Ivan Hung đế đã chọc mù mắt (các) kiến trúc sư — Barma và Postnik Yakovlev — để họ không dựng nổi công trình nào đẹp hơn. Giới sử học phần lớn bác bỏ giai thoại này, vì người thợ cả ấy về sau vẫn làm việc, kể cả tham gia xây tường thành Kazan. Chiều cao chính thức của nhà thờ là 47,5 m; khung gỗ chạy suốt thân tháp chỉ được phát hiện trong đợt trùng tu 1954–1955. Mẹo kể cho khách Việt: đố khách đếm xem có bao nhiêu mái vòm và hỏi «vì sao gọi là Đỏ» trước khi bật mí nghĩa gốc là «Đẹp».</w:t>
+      </w:r>
+    </w:p>
+    <w:p>
+      <w:pPr>
         <w:pStyle w:val="Heading1"/>
       </w:pPr>
       <w:r>
@@ -656,6 +712,38 @@
     </w:p>
     <w:p>
       <w:pPr>
+        <w:jc w:val="both"/>
+      </w:pPr>
+      <w:r>
+        <w:t>Công trình hiện nay là chiếc lăng thứ ba, do kiến trúc sư Aleksey Shchusev (Алексей Щусев) thiết kế. Ngay sau khi Lenin qua đời tháng 1/1924, người ta dựng một lăng gỗ tạm hình khối lập phương chỉ trong khoảng hai ngày rưỡi; tiếp đó là lăng gỗ thứ hai bề thế hơn trong năm 1924; và cuối cùng là lăng đá vĩnh cửu hoàn thành năm 1930, cao khoảng 12 m.</w:t>
+      </w:r>
+    </w:p>
+    <w:p>
+      <w:pPr>
+        <w:jc w:val="both"/>
+      </w:pPr>
+      <w:r>
+        <w:t>Vẻ trang nghiêm của lăng đến từ đá: granit đỏ vùng Karelia, labradorit đen và đá porphyr lấy từ nhiều vùng Liên Xô. Thi hài Lenin được ướp và gìn giữ nhờ công trình tiên phong của giáo sư giải phẫu Vladimir Vorobyov và nhà sinh hóa Boris Zbarsky; một phòng thí nghiệm chuyên trách được lập từ 26/3/1924 và duy trì đến nay.</w:t>
+      </w:r>
+    </w:p>
+    <w:p>
+      <w:pPr>
+        <w:jc w:val="both"/>
+      </w:pPr>
+      <w:r>
+        <w:t>Một chi tiết chạm đến khách Việt: chính trường phái và phòng thí nghiệm ướp xác Xô-viết này về sau đã hỗ trợ gìn giữ thi hài nhiều lãnh tụ quốc tế, trong đó có Chủ tịch Hồ Chí Minh năm 1969. Đây là câu chuyện nên kể nhẹ nhàng, đầy tôn trọng khi đoàn đứng trước Lăng.</w:t>
+      </w:r>
+    </w:p>
+    <w:p>
+      <w:pPr>
+        <w:jc w:val="both"/>
+      </w:pPr>
+      <w:r>
+        <w:t>Sát chân tường là Nghĩa trang Tường Kremlin. Stalin từng nằm cạnh Lenin trong lăng giai đoạn 1953–1961, trước khi được cải táng xuống chân tường ngày 31/10/1961. Dọc bức tường và trong các hốc tường là nơi yên nghỉ của nhiều tên tuổi: nhà du hành Yuri Gagarin, Tổng công trình sư Sergei Korolev, các lãnh đạo Brezhnev, Andropov, Dzerzhinsky, và cả nhà báo Mỹ John Reed. Lưu ý thực tế: vào Lăng KHÔNG được chụp ảnh, không mang túi lớn hay máy ảnh (phải gửi đồ); đội tiêu binh danh dự «Trạm số 1» trứ danh đã được chuyển về Mộ Chiến sĩ Vô danh từ năm 1993.</w:t>
+      </w:r>
+    </w:p>
+    <w:p>
+      <w:pPr>
         <w:pStyle w:val="Heading1"/>
       </w:pPr>
       <w:r>
@@ -691,6 +779,30 @@
     </w:p>
     <w:p>
       <w:pPr>
+        <w:jc w:val="both"/>
+      </w:pPr>
+      <w:r>
+        <w:t>GUM khởi đầu là «Thương xá Trên» (Верхние торговые ряды), do kiến trúc sư Alexander Pomerantsev và kỹ sư thiên tài Vladimir Shukhov dựng trong các năm 1890–1893, khai trương năm 1894. Mặt tiền chạy dài 242 m dọc cạnh đông Quảng trường Đỏ, kết hợp kiến trúc Nga cổ với khung thép; kiệt tác mái vòm kính–thép của Shukhov khiến cả dãy phố mua sắm ngập ánh sáng ban ngày.</w:t>
+      </w:r>
+    </w:p>
+    <w:p>
+      <w:pPr>
+        <w:jc w:val="both"/>
+      </w:pPr>
+      <w:r>
+        <w:t>Bên trong là ba tuyến hành lang song song (tiếng Nga gọi là «liniya») nối nhau bằng những cây cầu con trên cao, với đài phun nước hình bát giác ở trung tâm — điểm hẹn kinh điển của người Moskva («gặp nhau ở đài phun nước GUM»). Thời Xô-viết, GUM có lúc bị biến thành văn phòng cho ủy ban Kế hoạch (1928), rồi mới mở lại thành cửa hàng bách hóa năm 1953.</w:t>
+      </w:r>
+    </w:p>
+    <w:p>
+      <w:pPr>
+        <w:jc w:val="both"/>
+      </w:pPr>
+      <w:r>
+        <w:t>Đừng quên cây kem huyền thoại của GUM: kem plombir múc thủ công, gói giấy mộc, giá bình dân, đã thành «đặc sản» mà hầu như du khách nào cũng thử. Mẹo cho khách Việt: mua một cây kem GUM cầm tay dạo quảng trường vừa mát vừa có tấm ảnh «chuẩn Moskva»; buổi tối mái kính và dây đèn của GUM lên đèn lung linh, rất hợp chụp hình.</w:t>
+      </w:r>
+    </w:p>
+    <w:p>
+      <w:pPr>
         <w:pStyle w:val="Heading1"/>
       </w:pPr>
       <w:r>
@@ -726,6 +838,22 @@
     </w:p>
     <w:p>
       <w:pPr>
+        <w:jc w:val="both"/>
+      </w:pPr>
+      <w:r>
+        <w:t>Tòa nhà gạch đỏ nhiều tháp nhọn ở đầu bắc do kiến trúc sư Vladimir Sherwood (Владимир Шервуд) thiết kế theo phong cách «Phục hưng Nga», xây trong các năm 1875–1881; 11 phòng đầu tiên khai trương năm 1883 nhân chuyến thăm của Sa hoàng Alexander III, người sau đó được lấy tên đặt cho bảo tàng. Màu gạch đỏ được chọn có chủ ý để hòa với tường Kremlin và Nhà thờ Thánh Basil.</w:t>
+      </w:r>
+    </w:p>
+    <w:p>
+      <w:pPr>
+        <w:jc w:val="both"/>
+      </w:pPr>
+      <w:r>
+        <w:t>Ngày nay bảo tàng có khoảng 40 phòng trưng bày, dẫn khách đi từ thời tiền sử tới đầu thế kỷ 20, với những báu vật như vàng của người Scythia, thuyền và thư tịch viết trên vỏ cây bạch dương, cùng vô số cổ vật khảo cổ. Mẹo kể: đây là «cuốn biên niên sử nước Nga» cô đọng — nếu đoàn có thời gian, chỉ một giờ trong bảo tàng cũng đủ nối mạch toàn bộ câu chuyện quảng trường.</w:t>
+      </w:r>
+    </w:p>
+    <w:p>
+      <w:pPr>
         <w:pStyle w:val="Heading1"/>
       </w:pPr>
       <w:r>
@@ -761,6 +889,22 @@
     </w:p>
     <w:p>
       <w:pPr>
+        <w:jc w:val="both"/>
+      </w:pPr>
+      <w:r>
+        <w:t>Nhà thờ Kazan nhỏ nhắn nhưng mang câu chuyện lớn về sự hồi sinh. Nguyên bản gắn với biểu tượng Đức Mẹ Kazan và công cuộc giải phóng Moskva khỏi quân Ba Lan năm 1612 của Minin và Pozharsky; ngôi nhà thờ gạch được thánh hiến năm 1636.</w:t>
+      </w:r>
+    </w:p>
+    <w:p>
+      <w:pPr>
+        <w:jc w:val="both"/>
+      </w:pPr>
+      <w:r>
+        <w:t>Năm 1936, Stalin cho phá bỏ nhà thờ để dọn quang quảng trường phục vụ duyệt binh. Nhưng nhờ nhà bảo tồn Pyotr Baranovsky kịp đo vẽ tỉ mỉ trước khi công trình bị phá, Kazan đã trở thành ngôi nhà thờ ĐẦU TIÊN được dựng lại nguyên trạng sau thời Xô-viết, trong các năm 1990–1993 (kiến trúc sư Oleg Zhurin). Bản icon quý gốc nay được giữ ở Nhà thờ Yelokhovo. Mẹo kể: câu chuyện «phá đi rồi dựng lại từ những trang đo vẽ» là minh chứng cảm động cho ý chí gìn giữ ký ức của người Nga.</w:t>
+      </w:r>
+    </w:p>
+    <w:p>
+      <w:pPr>
         <w:pStyle w:val="Heading1"/>
       </w:pPr>
       <w:r>
@@ -796,6 +940,22 @@
     </w:p>
     <w:p>
       <w:pPr>
+        <w:jc w:val="both"/>
+      </w:pPr>
+      <w:r>
+        <w:t>Tháp Spasskaya được kiến trúc sư người Ý Pietro Antonio Solari dựng năm 1491, ban đầu tên Frolovskaya; tên «Spasskaya» (Đấng Cứu Thế) đến từ bức icon Chúa Cứu Thế đặt trên cổng năm 1658. Tháp cao 71 m tính cả ngôi sao.</w:t>
+      </w:r>
+    </w:p>
+    <w:p>
+      <w:pPr>
+        <w:jc w:val="both"/>
+      </w:pPr>
+      <w:r>
+        <w:t>Đồng hồ chuông Kremlin (kuranty) trên tháp có mỗi mặt đường kính hơn 6 m (thường ghi 6,12 m); tiếng chuông của nó chính là thời khắc Giao thừa vang trên khắp nước Nga mỗi đêm 31/12. Ngôi sao hồng ngọc năm cánh được đặt lên đỉnh tháp năm 1935, thay cho đại bàng hai đầu thời Nga hoàng. Mẹo kể: canh đúng đầu giờ để khách nghe tiếng chuông điểm; nhắc khách đây là «chiếc đồng hồ báo giao thừa» của cả nước Nga.</w:t>
+      </w:r>
+    </w:p>
+    <w:p>
+      <w:pPr>
         <w:pStyle w:val="Heading1"/>
       </w:pPr>
       <w:r>
@@ -827,6 +987,30 @@
       </w:pPr>
       <w:r>
         <w:t>Ở đầu bắc, Cổng Phục Sinh (Воскресенские ворота) với Nhà nguyện Iberia là lối vào truyền thống của quảng trường; cổng gốc bị phá năm 1931 và được dựng lại giữa thập niên 1990. Ngay dưới chân cổng có tấm bia «Cây số 0» của nước Nga — khách hay xếp hàng tung đồng xu qua vai để cầu may, một điểm dừng vui để kết thúc phần tham quan.</w:t>
+      </w:r>
+    </w:p>
+    <w:p>
+      <w:pPr>
+        <w:jc w:val="both"/>
+      </w:pPr>
+      <w:r>
+        <w:t>Đài đồng Minin và Pozharsky (1818, nhà điêu khắc Ivan Martos) là tượng đài đầu tiên của Moskva, tôn vinh hai người hùng đã tập hợp nghĩa quân đánh đuổi quân Ba Lan năm 1612. Ban đầu tượng đứng giữa quảng trường, đến năm 1931 mới được dời về sát chân Nhà thờ Thánh Basil để lấy chỗ cho duyệt binh.</w:t>
+      </w:r>
+    </w:p>
+    <w:p>
+      <w:pPr>
+        <w:jc w:val="both"/>
+      </w:pPr>
+      <w:r>
+        <w:t>Cạnh đó, Lobnoye Mesto (Лобное место) là bệ đá tròn cổ, xưa dùng để công bố chiếu chỉ của Sa hoàng và cử hành nghi lễ tôn giáo — trái với lời đồn, đây KHÔNG phải nơi hành quyết chính. Ở đầu bắc, Cổng Phục Sinh cùng Nhà nguyện Iberia (thờ icon Đức Mẹ Iveron) từng bị phá năm 1931 để xe tăng, khí tài lọt vào quảng trường, và được dựng lại nguyên trạng năm 1994–1995.</w:t>
+      </w:r>
+    </w:p>
+    <w:p>
+      <w:pPr>
+        <w:jc w:val="both"/>
+      </w:pPr>
+      <w:r>
+        <w:t>Ngay trước Cổng Phục Sinh có tấm bảng đồng «Cột mốc Số 0» (Нулевой километр) — điểm gốc tính cây số của hệ thống đường bộ Nga. Mẹo cho khách Việt: khách thường đứng lên tấm bảng, tung một đồng xu qua vai và ước nguyện; đây là điểm chụp ảnh vui và là «nghi thức nhập môn» dễ thương khi bắt đầu tour quảng trường.</w:t>
       </w:r>
     </w:p>
     <w:p>
@@ -1157,6 +1341,96 @@
       </w:r>
     </w:p>
     <w:p>
+      <w:r>
+        <w:rPr>
+          <w:sz w:val="22"/>
+        </w:rPr>
+        <w:t xml:space="preserve">• Мавзолей Ленина — Wikipedia (RU) — </w:t>
+      </w:r>
+      <w:r>
+        <w:rPr>
+          <w:color w:val="204A86"/>
+          <w:sz w:val="20"/>
+        </w:rPr>
+        <w:t>https://ru.wikipedia.org/wiki/%D0%9C%D0%B0%D0%B2%D0%B7%D0%BE%D0%BB%D0%B5%D0%B9_%D0%9B%D0%B5%D0%BD%D0%B8%D0%BD%D0%B0</w:t>
+      </w:r>
+    </w:p>
+    <w:p>
+      <w:r>
+        <w:rPr>
+          <w:sz w:val="22"/>
+        </w:rPr>
+        <w:t xml:space="preserve">• State Historical Museum — Wikipedia (EN) — </w:t>
+      </w:r>
+      <w:r>
+        <w:rPr>
+          <w:color w:val="204A86"/>
+          <w:sz w:val="20"/>
+        </w:rPr>
+        <w:t>https://en.wikipedia.org/wiki/State_Historical_Museum</w:t>
+      </w:r>
+    </w:p>
+    <w:p>
+      <w:r>
+        <w:rPr>
+          <w:sz w:val="22"/>
+        </w:rPr>
+        <w:t xml:space="preserve">• Kazan Cathedral, Moscow — Wikipedia (EN) — </w:t>
+      </w:r>
+      <w:r>
+        <w:rPr>
+          <w:color w:val="204A86"/>
+          <w:sz w:val="20"/>
+        </w:rPr>
+        <w:t>https://en.wikipedia.org/wiki/Kazan_Cathedral,_Moscow</w:t>
+      </w:r>
+    </w:p>
+    <w:p>
+      <w:r>
+        <w:rPr>
+          <w:sz w:val="22"/>
+        </w:rPr>
+        <w:t xml:space="preserve">• Spasskaya Tower — Wikipedia (EN) — </w:t>
+      </w:r>
+      <w:r>
+        <w:rPr>
+          <w:color w:val="204A86"/>
+          <w:sz w:val="20"/>
+        </w:rPr>
+        <w:t>https://en.wikipedia.org/wiki/Spasskaya_Tower</w:t>
+      </w:r>
+    </w:p>
+    <w:p>
+      <w:r>
+        <w:rPr>
+          <w:sz w:val="22"/>
+        </w:rPr>
+        <w:t xml:space="preserve">• Resurrection Gate — Wikipedia (EN) — </w:t>
+      </w:r>
+      <w:r>
+        <w:rPr>
+          <w:color w:val="204A86"/>
+          <w:sz w:val="20"/>
+        </w:rPr>
+        <w:t>https://en.wikipedia.org/wiki/Resurrection_Gate</w:t>
+      </w:r>
+    </w:p>
+    <w:p>
+      <w:r>
+        <w:rPr>
+          <w:sz w:val="22"/>
+        </w:rPr>
+        <w:t xml:space="preserve">• Аудиогиды и путеводители по Москве — izi.TRAVEL — </w:t>
+      </w:r>
+      <w:r>
+        <w:rPr>
+          <w:color w:val="204A86"/>
+          <w:sz w:val="20"/>
+        </w:rPr>
+        <w:t>https://izi.travel/ru/rossiya/putevoditeli-po-moskva</w:t>
+      </w:r>
+    </w:p>
+    <w:p>
       <w:pPr>
         <w:pStyle w:val="Heading2"/>
       </w:pPr>
@@ -1282,6 +1556,69 @@
           <w:sz w:val="20"/>
         </w:rPr>
         <w:t>Wikipedia (EN) «GUM (department store)» — xây 1890–1893, KTS Alexander Pomerantsev, kỹ sư Vladimir Shukhov (mái kính–thép); mặt tiền 242 m; đá granite Phần Lan, cẩm thạch Tarusa; nay hơn 100 thương hiệu. (Chi tiết kem GUM và đài phun nước là đặc điểm du lịch phổ biến, nên xác nhận tại chỗ.)</w:t>
+      </w:r>
+    </w:p>
+    <w:p>
+      <w:r>
+        <w:rPr>
+          <w:color w:val="5C6773"/>
+          <w:sz w:val="20"/>
+        </w:rPr>
+        <w:t>Wikipedia (EN) — «Saint Basil's Cathedral»: niên đại 1555–1561, thánh hiến 12/7/1561, 9+1 nhà thờ nhỏ, cao 47,5 m, màu mái thêm 1680s–1848, giai thoại chọc mù mắt bị bác bỏ, số phận thời Xô-viết.</w:t>
+      </w:r>
+    </w:p>
+    <w:p>
+      <w:r>
+        <w:rPr>
+          <w:color w:val="5C6773"/>
+          <w:sz w:val="20"/>
+        </w:rPr>
+        <w:t>Wikipedia (RU) — «Мавзолей Ленина»: kiến trúc sư Shchusev, ba giai đoạn lăng (gỗ 1924 × 2, đá 1930, cao ~12 m), vật liệu granit đỏ/labradorit/porphyr, ướp xác Vorobyov–Zbarsky, phòng thí nghiệm 26/3/1924, tiêu binh Số 1 bãi bỏ 1993, Nghĩa trang Tường Kremlin (Stalin cải táng 1961).</w:t>
+      </w:r>
+    </w:p>
+    <w:p>
+      <w:r>
+        <w:rPr>
+          <w:color w:val="5C6773"/>
+          <w:sz w:val="20"/>
+        </w:rPr>
+        <w:t>Wikipedia (EN) — «GUM (department store)»: Pomerantsev &amp; Shukhov 1890–1894, mặt tiền 242 m, mái kính, văn phòng 1928, mở lại 1953.</w:t>
+      </w:r>
+    </w:p>
+    <w:p>
+      <w:r>
+        <w:rPr>
+          <w:color w:val="5C6773"/>
+          <w:sz w:val="20"/>
+        </w:rPr>
+        <w:t>Wikipedia (EN) — «State Historical Museum»: Sherwood 1875–1881, khai trương 1883, ~40 phòng, sưu tập từ tiền sử tới đầu thế kỷ 20.</w:t>
+      </w:r>
+    </w:p>
+    <w:p>
+      <w:r>
+        <w:rPr>
+          <w:color w:val="5C6773"/>
+          <w:sz w:val="20"/>
+        </w:rPr>
+        <w:t>Wikipedia (EN) — «Kazan Cathedral, Moscow»: nguyên bản 1636 gắn với 1612, phá 1936, dựng lại đầu tiên 1990–1993 (Oleg Zhurin, đo vẽ của Baranovsky), icon gốc ở Yelokhovo.</w:t>
+      </w:r>
+    </w:p>
+    <w:p>
+      <w:r>
+        <w:rPr>
+          <w:color w:val="5C6773"/>
+          <w:sz w:val="20"/>
+        </w:rPr>
+        <w:t>Wikipedia (EN) — «Spasskaya Tower»: Solari 1491, đồng hồ mặt ~6 m, cao 71 m, sao thay đại bàng 1935.</w:t>
+      </w:r>
+    </w:p>
+    <w:p>
+      <w:r>
+        <w:rPr>
+          <w:color w:val="5C6773"/>
+          <w:sz w:val="20"/>
+        </w:rPr>
+        <w:t>Wikipedia (EN) — «Resurrection Gate»: cổng 1535/1680, Nhà nguyện Iberia, phá 1931, dựng lại 1994–1995, Cột mốc Số 0.</w:t>
       </w:r>
     </w:p>
     <w:p>
